--- a/builds/sm3/u0/Что нужно от вас — SM3.docx
+++ b/builds/sm3/u0/Что нужно от вас — SM3.docx
@@ -480,182 +480,17 @@
     </w:p>
     <w:p>
       <w:pPr>
-        <w:spacing w:after="80"/>
+        <w:spacing w:after="120"/>
       </w:pPr>
       <w:r>
         <w:rPr>
-          <w:b/>
-          <w:i w:val="0"/>
-          <w:sz w:val="26"/>
+          <w:b w:val="0"/>
+          <w:i/>
+          <w:sz w:val="18"/>
         </w:rPr>
-        <w:t>Решить</w:t>
+        <w:t>Решено 18.10: speaking в уроке 4 остаётся после Phonics focus; семейное дерево оставляем как есть, задания под него подобраны.</w:t>
       </w:r>
     </w:p>
-    <w:tbl>
-      <w:tblPr>
-        <w:tblStyle w:val="TableGrid"/>
-        <w:tblW w:type="auto" w:w="0"/>
-        <w:tblLook w:firstColumn="1" w:firstRow="1" w:lastColumn="0" w:lastRow="0" w:noHBand="0" w:noVBand="1" w:val="04A0"/>
-      </w:tblPr>
-      <w:tblGrid>
-        <w:gridCol w:w="3400"/>
-        <w:gridCol w:w="3400"/>
-        <w:gridCol w:w="3400"/>
-      </w:tblGrid>
-      <w:tr>
-        <w:tc>
-          <w:tcPr>
-            <w:tcW w:type="dxa" w:w="567"/>
-          </w:tcPr>
-          <w:p>
-            <w:r/>
-            <w:r>
-              <w:rPr>
-                <w:b/>
-                <w:sz w:val="20"/>
-              </w:rPr>
-              <w:t>№</w:t>
-            </w:r>
-          </w:p>
-        </w:tc>
-        <w:tc>
-          <w:tcPr>
-            <w:tcW w:type="dxa" w:w="2835"/>
-          </w:tcPr>
-          <w:p>
-            <w:r/>
-            <w:r>
-              <w:rPr>
-                <w:b/>
-                <w:sz w:val="20"/>
-              </w:rPr>
-              <w:t>Вопрос</w:t>
-            </w:r>
-          </w:p>
-        </w:tc>
-        <w:tc>
-          <w:tcPr>
-            <w:tcW w:type="dxa" w:w="6236"/>
-          </w:tcPr>
-          <w:p>
-            <w:r/>
-            <w:r>
-              <w:rPr>
-                <w:b/>
-                <w:sz w:val="20"/>
-              </w:rPr>
-              <w:t>Пояснение</w:t>
-            </w:r>
-          </w:p>
-        </w:tc>
-      </w:tr>
-      <w:tr>
-        <w:tc>
-          <w:tcPr>
-            <w:tcW w:type="dxa" w:w="567"/>
-          </w:tcPr>
-          <w:p>
-            <w:pPr>
-              <w:spacing w:after="20"/>
-            </w:pPr>
-            <w:r/>
-            <w:r>
-              <w:rPr>
-                <w:sz w:val="20"/>
-              </w:rPr>
-              <w:t>1</w:t>
-            </w:r>
-          </w:p>
-        </w:tc>
-        <w:tc>
-          <w:tcPr>
-            <w:tcW w:type="dxa" w:w="2835"/>
-          </w:tcPr>
-          <w:p>
-            <w:pPr>
-              <w:spacing w:after="20"/>
-            </w:pPr>
-            <w:r/>
-            <w:r>
-              <w:rPr>
-                <w:sz w:val="20"/>
-              </w:rPr>
-              <w:t>Урок 4: speaking после Phonics focus</w:t>
-            </w:r>
-          </w:p>
-        </w:tc>
-        <w:tc>
-          <w:tcPr>
-            <w:tcW w:type="dxa" w:w="6236"/>
-          </w:tcPr>
-          <w:p>
-            <w:pPr>
-              <w:spacing w:after="20"/>
-            </w:pPr>
-            <w:r/>
-            <w:r>
-              <w:rPr>
-                <w:sz w:val="20"/>
-              </w:rPr>
-              <w:t>В вашем образце Unit 6 Lesson 5 этапа Freer Practice нет, но вы просили speaking в каждом уроке. Сейчас он стоит после фоники — оставляем или убираем</w:t>
-            </w:r>
-          </w:p>
-        </w:tc>
-      </w:tr>
-      <w:tr>
-        <w:tc>
-          <w:tcPr>
-            <w:tcW w:type="dxa" w:w="567"/>
-          </w:tcPr>
-          <w:p>
-            <w:pPr>
-              <w:spacing w:after="20"/>
-            </w:pPr>
-            <w:r/>
-            <w:r>
-              <w:rPr>
-                <w:sz w:val="20"/>
-              </w:rPr>
-              <w:t>2</w:t>
-            </w:r>
-          </w:p>
-        </w:tc>
-        <w:tc>
-          <w:tcPr>
-            <w:tcW w:type="dxa" w:w="2835"/>
-          </w:tcPr>
-          <w:p>
-            <w:pPr>
-              <w:spacing w:after="20"/>
-            </w:pPr>
-            <w:r/>
-            <w:r>
-              <w:rPr>
-                <w:sz w:val="20"/>
-              </w:rPr>
-              <w:t>Семейное дерево: линии идут к парам</w:t>
-            </w:r>
-          </w:p>
-        </w:tc>
-        <w:tc>
-          <w:tcPr>
-            <w:tcW w:type="dxa" w:w="6236"/>
-          </w:tcPr>
-          <w:p>
-            <w:pPr>
-              <w:spacing w:after="20"/>
-            </w:pPr>
-            <w:r/>
-            <w:r>
-              <w:rPr>
-                <w:sz w:val="20"/>
-              </w:rPr>
-              <w:t>По картинке не понять, кто из пары — ребёнок бабушки с дедушкой (Ted или Claire). Задания я подобрал так, что это не мешает. Если нужно точно как в учебнике — перегенерируем дерево с линиями к конкретным детям</w:t>
-            </w:r>
-          </w:p>
-        </w:tc>
-      </w:tr>
-    </w:tbl>
     <w:sectPr>
       <w:pgSz w:w="12240" w:h="15840"/>
       <w:pgMar w:top="1020" w:right="1020" w:bottom="1020" w:left="1020" w:header="720" w:footer="720" w:gutter="0"/>

--- a/builds/sm3/u0/Что нужно от вас — SM3.docx
+++ b/builds/sm3/u0/Что нужно от вас — SM3.docx
@@ -163,7 +163,7 @@
               <w:rPr>
                 <w:sz w:val="20"/>
               </w:rPr>
-              <w:t>ДЗ 1–4 и тест: числа, предложения для «составь предложение» — всё помечено audio_tts</w:t>
+              <w:t>ДЗ 1–4 и тест: числа, предложения для «составь предложение», диктант — всё помечено audio_tts. Блок аудирования кнопка не тронет: там audio_tts нет специально</w:t>
             </w:r>
           </w:p>
         </w:tc>
@@ -200,6 +200,76 @@
                 <w:sz w:val="20"/>
               </w:rPr>
               <w:t>2</w:t>
+            </w:r>
+          </w:p>
+        </w:tc>
+        <w:tc>
+          <w:tcPr>
+            <w:tcW w:type="dxa" w:w="3175"/>
+          </w:tcPr>
+          <w:p>
+            <w:pPr>
+              <w:spacing w:after="20"/>
+            </w:pPr>
+            <w:r/>
+            <w:r>
+              <w:rPr>
+                <w:sz w:val="20"/>
+              </w:rPr>
+              <w:t>Записать аудирование своим голосом</w:t>
+            </w:r>
+          </w:p>
+        </w:tc>
+        <w:tc>
+          <w:tcPr>
+            <w:tcW w:type="dxa" w:w="3175"/>
+          </w:tcPr>
+          <w:p>
+            <w:pPr>
+              <w:spacing w:after="20"/>
+            </w:pPr>
+            <w:r/>
+            <w:r>
+              <w:rPr>
+                <w:sz w:val="20"/>
+              </w:rPr>
+              <w:t>Тест, блок 16 (LISTENING). Текст для записи — ниже в этом файле. Файл назвать sm3_u0_test_b16.mp3 и прислать мне — вставлю в блок</w:t>
+            </w:r>
+          </w:p>
+        </w:tc>
+        <w:tc>
+          <w:tcPr>
+            <w:tcW w:type="dxa" w:w="2721"/>
+          </w:tcPr>
+          <w:p>
+            <w:pPr>
+              <w:spacing w:after="20"/>
+            </w:pPr>
+            <w:r/>
+            <w:r>
+              <w:rPr>
+                <w:sz w:val="20"/>
+              </w:rPr>
+              <w:t>Ученику нечего слушать, пять вопросов после рассказа не решаются</w:t>
+            </w:r>
+          </w:p>
+        </w:tc>
+      </w:tr>
+      <w:tr>
+        <w:tc>
+          <w:tcPr>
+            <w:tcW w:type="dxa" w:w="567"/>
+          </w:tcPr>
+          <w:p>
+            <w:pPr>
+              <w:spacing w:after="20"/>
+            </w:pPr>
+            <w:r/>
+            <w:r>
+              <w:rPr>
+                <w:sz w:val="20"/>
+              </w:rPr>
+              <w:t>3</w:t>
             </w:r>
           </w:p>
         </w:tc>
@@ -269,7 +339,7 @@
               <w:rPr>
                 <w:sz w:val="20"/>
               </w:rPr>
-              <w:t>3</w:t>
+              <w:t>4</w:t>
             </w:r>
           </w:p>
         </w:tc>
@@ -339,7 +409,7 @@
               <w:rPr>
                 <w:sz w:val="20"/>
               </w:rPr>
-              <w:t>4</w:t>
+              <w:t>5</w:t>
             </w:r>
           </w:p>
         </w:tc>
@@ -409,7 +479,7 @@
               <w:rPr>
                 <w:sz w:val="20"/>
               </w:rPr>
-              <w:t>5</w:t>
+              <w:t>6</w:t>
             </w:r>
           </w:p>
         </w:tc>
@@ -466,6 +536,57 @@
         </w:tc>
       </w:tr>
     </w:tbl>
+    <w:p>
+      <w:pPr>
+        <w:spacing w:after="120"/>
+      </w:pPr>
+      <w:r>
+        <w:rPr>
+          <w:b w:val="0"/>
+          <w:i w:val="0"/>
+          <w:sz w:val="22"/>
+        </w:rPr>
+      </w:r>
+    </w:p>
+    <w:p>
+      <w:pPr>
+        <w:spacing w:after="80"/>
+      </w:pPr>
+      <w:r>
+        <w:rPr>
+          <w:b/>
+          <w:i w:val="0"/>
+          <w:sz w:val="26"/>
+        </w:rPr>
+        <w:t>Текст аудирования — для записи</w:t>
+      </w:r>
+    </w:p>
+    <w:p>
+      <w:pPr>
+        <w:spacing w:after="120"/>
+      </w:pPr>
+      <w:r>
+        <w:rPr>
+          <w:b w:val="0"/>
+          <w:i/>
+          <w:sz w:val="20"/>
+        </w:rPr>
+        <w:t>Тест, блок 16. Читать спокойно, один раз; ученик слушает запись дважды сам. На экране текста нет.</w:t>
+      </w:r>
+    </w:p>
+    <w:p>
+      <w:pPr>
+        <w:spacing w:after="200"/>
+      </w:pPr>
+      <w:r>
+        <w:rPr>
+          <w:b w:val="0"/>
+          <w:i w:val="0"/>
+          <w:sz w:val="22"/>
+        </w:rPr>
+        <w:t>This is Penny. Penny is seven years old. She lives with her mum Claire, her dad Ted and her brother Nick. Penny’s bedroom is upstairs. Penny is good at dancing and she is good at telling stories, but she isn’t good at swimming. Her grandmother Julia is good at making cakes. Penny has got twenty-four books in her room.</w:t>
+      </w:r>
+    </w:p>
     <w:p>
       <w:pPr>
         <w:spacing w:after="120"/>
